--- a/L3B-World-Build-Methodology/CiC_L3B_Formation_World_Template_V1.5.docx
+++ b/L3B-World-Build-Methodology/CiC_L3B_Formation_World_Template_V1.5.docx
@@ -700,6 +700,65 @@
         <w:pStyle w:val="Heading2"/>
       </w:pPr>
       <w:r>
+        <w:t>- Source Registry</w:t>
+      </w:r>
+    </w:p>
+    <w:p/>
+    <w:p>
+      <w:r>
+        <w:t>Which of the sources named above may this world's own voice actually draw specific, vivid material from -- and which may not?</w:t>
+      </w:r>
+    </w:p>
+    <w:p/>
+    <w:p>
+      <w:r>
+        <w:t>A co-equal structured output of this same Step 2 pass, built together with Source Ecology above, not as a later step. Schema and process: Source Registry Template (L3B-World-Build-Methodology).</w:t>
+      </w:r>
+    </w:p>
+    <w:p/>
+    <w:p>
+      <w:r>
+        <w:t>Questions may include:</w:t>
+      </w:r>
+    </w:p>
+    <w:p>
+      <w:r>
+        <w:t>• For each named source: what Type (Primary/Secondary/Material/Lexicon) and Confidence tier (A-E)?</w:t>
+      </w:r>
+    </w:p>
+    <w:p>
+      <w:r>
+        <w:t>• Boundary Status: Native (genuinely used or inherited by this world's own evidence -- not necessarily exclusive to this world) or Excluded?</w:t>
+      </w:r>
+    </w:p>
+    <w:p>
+      <w:r>
+        <w:t>• For each Excluded source: Out-of-Boundary, or a Named Comparandum recorded as a warning against a specific vivid borrowing this world's voice must not make?</w:t>
+      </w:r>
+    </w:p>
+    <w:p>
+      <w:r>
+        <w:t>• For each Native source: what specific gravity, force, lexicon term, or Representative trait is it Licensed For?</w:t>
+      </w:r>
+    </w:p>
+    <w:p/>
+    <w:p>
+      <w:r>
+        <w:t>Checkpoint, not just intent: no source may be named above (Source Ecology) in support of a specific claim unless it has a corresponding Registry row here.</w:t>
+      </w:r>
+    </w:p>
+    <w:p/>
+    <w:p>
+      <w:r>
+        <w:t>The goal is a source list this world's Representative can be safely and permanently anchored to -- not a second pass at describing the evidence, but the usable, boundary-checked distillation of it.</w:t>
+      </w:r>
+    </w:p>
+    <w:p/>
+    <w:p>
+      <w:pPr>
+        <w:pStyle w:val="Heading2"/>
+      </w:pPr>
+      <w:r>
         <w:t>- Core Historical Gravity</w:t>
       </w:r>
     </w:p>
@@ -2495,8 +2554,6 @@
     <w:p>
       <w:r>
         <w:t xml:space="preserve">Forces Analysis is a required universal dimension. Every formation world must be documented not only as it was — what it believed, how it worshipped, how it formed its members — but as it became what it was: what called it into being, what pressed on it </w:t>
-      </w:r>
-      <w:r>
         <w:lastRenderedPageBreak/>
         <w:t>through its life, and what eventually brought its distinct form to an end or transformed it into something different.</w:t>
       </w:r>
